--- a/ru/wisdom-stories/purple-jacket.docx
+++ b/ru/wisdom-stories/purple-jacket.docx
@@ -4,176 +4,90 @@
   <w:body>
     <w:p>
       <w:pPr>
-        <w:spacing w:before="0" w:after="60"/>
-        <w:jc w:val="left"/>
+        <w:pStyle w:val="Title"/>
       </w:pPr>
       <w:r>
-        <w:rPr>
-          <w:rFonts w:ascii="Arial" w:hAnsi="Arial" w:eastAsia="Arial"/>
-          <w:i w:val="0"/>
-          <w:color w:val="000000"/>
-          <w:sz w:val="52"/>
-        </w:rPr>
         <w:t>Фиолетовый чепкен</w:t>
       </w:r>
     </w:p>
     <w:p>
-      <w:pPr>
-        <w:jc w:val="left"/>
-      </w:pPr>
+      <w:pPr/>
       <w:r>
-        <w:rPr>
-          <w:rFonts w:ascii="Arial" w:hAnsi="Arial" w:eastAsia="Arial"/>
-          <w:i w:val="0"/>
-          <w:color w:val="000000"/>
-          <w:sz w:val="22"/>
-        </w:rPr>
         <w:t>В древности в турецких деревнях существовал обычай: к приданому девушек, выходящих замуж, вместе с другими предметами добавляли фиолетовый чепкен. Чепкен клали на самое дно сундука с приданым, и надеялись, что женщина никогда его не наденет.</w:t>
       </w:r>
     </w:p>
     <w:p>
-      <w:pPr>
-        <w:jc w:val="left"/>
-      </w:pPr>
+      <w:pPr/>
       <w:r>
-        <w:rPr>
-          <w:rFonts w:ascii="Arial" w:hAnsi="Arial" w:eastAsia="Arial"/>
-          <w:i w:val="0"/>
-          <w:color w:val="000000"/>
-          <w:sz w:val="22"/>
-        </w:rPr>
-        <w:t>Фиолетовый чепкен считался предметом одежды, который мог представлять угрозу для мужчин. Потому что если женщина надевала этот чепкен и выходила на крышу дома, дымоход, деревенскую площадь — место, где его могли видеть все, это означало: «Я не люблю своего мужа, мой муж причиняет мне боль, я вышла замуж против своей воли, я хочу развестись, я в сложной ситуации, помогите мне». В таком случае жители деревни помогали женщине, но осуждали ее мужа. Это считалось большим позором для мужчины.</w:t>
+        <w:t>Если женщина надевала фиолетовый чепкен и выходила туда, где её могли увидеть все, — на крышу или деревенскую площадь, — это означало просьбу о помощи: муж обижает её, брак заключён против воли или она хочет развода. Соседи вставали на её защиту, а поведение мужа осуждали.</w:t>
+      </w:r>
+    </w:p>
+    <w:p>
+      <w:pPr/>
+      <w:r>
+        <w:t>Поэтому мужчины старались улаживать семейные разногласия без насилия, с уважением и готовностью уступить. Все знали, что означало появление женщины в фиолетовом чепкене.</w:t>
+      </w:r>
+    </w:p>
+    <w:p>
+      <w:pPr/>
+      <w:r>
+        <w:t>Мужу такой женщины грозил не только развод. Снова жениться было бы трудно: никто не хотел отдавать дочь за человека, жестоко обращавшегося с женой. По преданию, этот обычай помогал сдерживать домашнее насилие.</w:t>
+      </w:r>
+    </w:p>
+    <w:p>
+      <w:pPr/>
+      <w:r>
+        <w:t>Стоило женщине надеть чепкен, как вся деревня откладывала дела. Женщины оставляли дойку, пряжу и ткацкие станки и спешили к ней на помощь.</w:t>
       </w:r>
     </w:p>
     <w:p>
       <w:pPr>
-        <w:jc w:val="left"/>
+        <w:spacing w:after="80"/>
       </w:pPr>
       <w:r>
-        <w:rPr>
-          <w:rFonts w:ascii="Arial" w:hAnsi="Arial" w:eastAsia="Arial"/>
-          <w:i w:val="0"/>
-          <w:color w:val="000000"/>
-          <w:sz w:val="22"/>
-        </w:rPr>
-        <w:t>По этой причине мужчины старались решать свои проблемы с женами без насилия, с любовью и уважением, и, более того, идя на важные уступки женщине. В противном случае, все знали, что женщина будет носить пурпурный тюрбан.</w:t>
+        <w:t>Прекращались свадьбы и веселье, умолкала музыка. Беду замужней женщины переживали всем селом.</w:t>
       </w:r>
     </w:p>
     <w:p>
       <w:pPr>
-        <w:jc w:val="left"/>
+        <w:keepNext/>
+        <w:spacing w:after="80"/>
       </w:pPr>
       <w:r>
-        <w:rPr>
-          <w:rFonts w:ascii="Arial" w:hAnsi="Arial" w:eastAsia="Arial"/>
-          <w:i w:val="0"/>
-          <w:color w:val="000000"/>
-          <w:sz w:val="22"/>
-        </w:rPr>
-        <w:t>Мужчина, чья жена носила пурпурный тюрбан, не только был бы вынужден развестись, но и не смог бы легко жениться снова. Потому что все знали, что мужчина, заставляющий свою жену носить пурпурный тюрбан, никогда не станет мужем. Никто не отдаст девушку мужчине, который не уважает женщин и склонен к насилию, и ему будет очень трудно жениться снова. Говорят, именно поэтому число женщин, подвергавшихся насилию, было практически ничтожным.</w:t>
+        <w:t>Её муж стыдился выйти из дома и показаться в чайной: односельчане отворачивались от него.</w:t>
       </w:r>
     </w:p>
     <w:p>
       <w:pPr>
-        <w:jc w:val="left"/>
+        <w:keepNext/>
+        <w:keepLines/>
+        <w:spacing w:before="160"/>
       </w:pPr>
       <w:r>
         <w:rPr>
-          <w:rFonts w:ascii="Arial" w:hAnsi="Arial" w:eastAsia="Arial"/>
-          <w:i w:val="0"/>
-          <w:color w:val="000000"/>
-          <w:sz w:val="22"/>
+          <w:b/>
         </w:rPr>
-        <w:t>Если женщина носила пурпурный тюрбан, то течение воды останавливалось, руки, доившие коров, прядущие шерсть и ткущие ковры, останавливались; старые матери и бабушки прекращали свою работу и приходили на защиту женщины, вынужденной носить пурпурный тюрбан.</w:t>
+        <w:t>Мораль:</w:t>
+      </w:r>
+      <w:r>
+        <w:t xml:space="preserve"> Защищать человека от насилия — дело общей совести. Когда окружающие не остаются равнодушными, обидчику труднее действовать безнаказанно.</w:t>
       </w:r>
     </w:p>
     <w:p>
       <w:pPr>
-        <w:jc w:val="left"/>
+        <w:spacing w:after="80"/>
       </w:pPr>
       <w:r>
         <w:rPr>
-          <w:rFonts w:ascii="Arial" w:hAnsi="Arial" w:eastAsia="Arial"/>
-          <w:i w:val="0"/>
-          <w:color w:val="000000"/>
-          <w:sz w:val="22"/>
-        </w:rPr>
-        <w:t>В то время, если не было свадеб, флейт, других развлечений, все молчали. Потому что для замужней женщины носить пурпурный тюрбан или попасть в трудную ситуацию считалось смертью.</w:t>
-      </w:r>
-    </w:p>
-    <w:p>
-      <w:pPr>
-        <w:jc w:val="left"/>
-      </w:pPr>
-      <w:r>
-        <w:rPr>
-          <w:rFonts w:ascii="Arial" w:hAnsi="Arial" w:eastAsia="Arial"/>
-          <w:i w:val="0"/>
-          <w:color w:val="000000"/>
-          <w:sz w:val="22"/>
-        </w:rPr>
-        <w:t>Муж женщины в пурпурном тюрбане не может выйти из дома, не может пойти в чайную, и никто не взглянет ему в лицо.</w:t>
-      </w:r>
-    </w:p>
-    <w:p>
-      <w:pPr>
-        <w:pStyle w:val="Moral"/>
-        <w:keepNext/>
-        <w:keepLines/>
-        <w:widowControl/>
-        <w:spacing w:before="240" w:after="180" w:line="283" w:lineRule="auto"/>
-        <w:ind w:left="240" w:right="240"/>
-        <w:jc w:val="left"/>
-        <w:pBdr>
-          <w:top w:val="single" w:sz="8" w:space="7" w:color="E8D59A"/>
-          <w:left w:val="single" w:sz="32" w:space="11" w:color="C6A23A"/>
-          <w:bottom w:val="single" w:sz="8" w:space="7" w:color="E8D59A"/>
-          <w:right w:val="single" w:sz="8" w:space="11" w:color="E8D59A"/>
-        </w:pBdr>
-        <w:shd w:val="clear" w:color="auto" w:fill="FFF8E1"/>
-      </w:pPr>
-      <w:r>
-        <w:rPr>
-          <w:rFonts w:ascii="Arial" w:hAnsi="Arial" w:eastAsia="Arial" w:cs="Arial"/>
-          <w:b/>
-          <w:i w:val="0"/>
-          <w:color w:val="9A7417"/>
-          <w:sz w:val="22"/>
-        </w:rPr>
-        <w:t xml:space="preserve">Мораль: </w:t>
-      </w:r>
-      <w:r>
-        <w:rPr>
-          <w:rFonts w:ascii="Arial" w:hAnsi="Arial" w:eastAsia="Arial" w:cs="Arial"/>
-          <w:b w:val="0"/>
-          <w:i w:val="0"/>
-          <w:color w:val="3F3826"/>
-          <w:sz w:val="22"/>
-        </w:rPr>
-        <w:t>Насилие в отношении женщин недопустимо. Когда общество считает защитой женщин обязанностью совести, угнетению нет места.</w:t>
-      </w:r>
-    </w:p>
-    <w:p>
-      <w:pPr>
-        <w:keepLines/>
-        <w:widowControl/>
-        <w:spacing w:before="60" w:after="0" w:line="240" w:lineRule="auto"/>
-        <w:jc w:val="right"/>
-      </w:pPr>
-      <w:r>
-        <w:rPr>
-          <w:rFonts w:ascii="Arial" w:hAnsi="Arial" w:eastAsia="Arial" w:cs="Arial"/>
-          <w:b w:val="0"/>
           <w:i/>
-          <w:color w:val="8A7950"/>
-          <w:sz w:val="17"/>
+          <w:sz w:val="18"/>
         </w:rPr>
         <w:t>«История взята из открытых источников Интернета.»</w:t>
       </w:r>
     </w:p>
     <w:sectPr>
-      <w:pgSz w:w="12240" w:h="15840"/>
-      <w:pgMar w:top="1440" w:right="1440" w:bottom="1440" w:left="1440" w:header="708" w:footer="708" w:gutter="0"/>
+      <w:pgSz w:w="11909" w:h="16834"/>
+      <w:pgMar w:top="1152" w:right="1224" w:bottom="1152" w:left="1224" w:header="720" w:footer="720" w:gutter="0"/>
       <w:cols w:space="720"/>
       <w:docGrid w:linePitch="360"/>
     </w:sectPr>
@@ -545,12 +459,14 @@
     <w:qFormat/>
     <w:rsid w:val="00FC693F"/>
     <w:pPr>
-      <w:spacing w:before="0" w:after="160" w:line="276" w:lineRule="auto"/>
+      <w:widowControl/>
+      <w:spacing w:after="120" w:line="269" w:lineRule="auto"/>
     </w:pPr>
     <w:rPr>
-      <w:rFonts w:ascii="Arial" w:hAnsi="Arial" w:eastAsia="Arial"/>
+      <w:rFonts w:ascii="Arial" w:hAnsi="Arial"/>
       <w:color w:val="000000"/>
       <w:sz w:val="22"/>
+      <w:lang w:val="ru-RU"/>
     </w:rPr>
   </w:style>
   <w:style w:type="paragraph" w:styleId="Header">
@@ -894,18 +810,20 @@
     <w:qFormat/>
     <w:rsid w:val="00FC693F"/>
     <w:pPr>
+      <w:keepNext/>
       <w:pBdr>
         <w:bottom w:val="single" w:sz="8" w:space="4" w:color="4F81BD" w:themeColor="accent1"/>
       </w:pBdr>
-      <w:spacing w:after="300" w:line="240" w:lineRule="auto"/>
+      <w:spacing w:after="280" w:line="240" w:lineRule="auto"/>
       <w:contextualSpacing/>
     </w:pPr>
     <w:rPr>
-      <w:rFonts w:asciiTheme="majorHAnsi" w:eastAsiaTheme="majorEastAsia" w:hAnsiTheme="majorHAnsi" w:cstheme="majorBidi"/>
-      <w:color w:val="17365D" w:themeColor="text2" w:themeShade="BF"/>
+      <w:rFonts w:asciiTheme="majorHAnsi" w:eastAsiaTheme="majorEastAsia" w:hAnsiTheme="majorHAnsi" w:cstheme="majorBidi" w:ascii="Arial" w:hAnsi="Arial"/>
+      <w:b/>
+      <w:color w:val="000000"/>
       <w:spacing w:val="5"/>
       <w:kern w:val="28"/>
-      <w:sz w:val="52"/>
+      <w:sz w:val="34"/>
       <w:szCs w:val="52"/>
     </w:rPr>
   </w:style>
@@ -12234,18 +12152,6 @@
         <w:shd w:val="clear" w:color="auto" w:fill="FBCAA2" w:themeFill="accent6" w:themeFillTint="7F"/>
       </w:tcPr>
     </w:tblStylePr>
-  </w:style>
-  <w:style w:type="paragraph" w:customStyle="1" w:styleId="Moral">
-    <w:name w:val="Moral"/>
-    <w:basedOn w:val="Normal"/>
-    <w:pPr>
-      <w:spacing w:before="160" w:after="0" w:line="276" w:lineRule="auto"/>
-    </w:pPr>
-    <w:rPr>
-      <w:rFonts w:ascii="Arial" w:hAnsi="Arial" w:eastAsia="Arial"/>
-      <w:i/>
-      <w:sz w:val="22"/>
-    </w:rPr>
   </w:style>
 </w:styles>
 </file>

--- a/ru/wisdom-stories/purple-jacket.docx
+++ b/ru/wisdom-stories/purple-jacket.docx
@@ -19,25 +19,25 @@
     <w:p>
       <w:pPr/>
       <w:r>
-        <w:t>Если женщина надевала фиолетовый чепкен и выходила туда, где её могли увидеть все, — на крышу или деревенскую площадь, — это означало просьбу о помощи: муж обижает её, брак заключён против воли или она хочет развода. Соседи вставали на её защиту, а поведение мужа осуждали.</w:t>
+        <w:t>Фиолетовый чепкен был одеждой, губительной для мужчины. Если женщина надевала фиолетовый чепкен и выходила туда, где её могли увидеть все, — на крышу, на дымоход или на деревенскую площадь, — это означало просьбу о помощи: «Я не люблю мужа, муж мучает меня, я вышла замуж не по своей воле, хочу развода, мне очень тяжело, помогите мне». Соседи вставали на её защиту, а поведение мужа осуждали.</w:t>
       </w:r>
     </w:p>
     <w:p>
       <w:pPr/>
       <w:r>
-        <w:t>Поэтому мужчины старались улаживать семейные разногласия без насилия, с уважением и готовностью уступить. Все знали, что означало появление женщины в фиолетовом чепкене.</w:t>
+        <w:t>Поэтому мужчины старались улаживать семейные разногласия без насилия, с добротой, уважением и готовностью уступить. Все знали, что означало появление женщины в фиолетовом чепкене.</w:t>
       </w:r>
     </w:p>
     <w:p>
       <w:pPr/>
       <w:r>
-        <w:t>Мужу такой женщины грозил не только развод. Снова жениться было бы трудно: никто не хотел отдавать дочь за человека, жестоко обращавшегося с женой. По преданию, этот обычай помогал сдерживать домашнее насилие.</w:t>
+        <w:t>Мужу такой женщины грозил не только развод. Снова жениться было бы трудно: все знали, что из человека, который доводит жену до фиолетового чепкена, мужа не выйдет. Тому, кто не уважает женщину и применяет насилие, больше никто не отдавал дочь. Говорят, именно поэтому число женщин, подвергавшихся насилию, было почти равно нулю.</w:t>
       </w:r>
     </w:p>
     <w:p>
       <w:pPr/>
       <w:r>
-        <w:t>Стоило женщине надеть чепкен, как вся деревня откладывала дела. Женщины оставляли дойку, пряжу и ткацкие станки и спешили к ней на помощь.</w:t>
+        <w:t>Стоило женщине надеть чепкен, как останавливались даже текущие воды, и вся деревня откладывала дела. Останавливались руки, что доили коров, пряли шерсть и ткали ковры; пожилые матери и бабушки бросали работу и вставали на защиту женщины, вынужденной надеть фиолетовый чепкен.</w:t>
       </w:r>
     </w:p>
     <w:p>
@@ -45,7 +45,7 @@
         <w:spacing w:after="80"/>
       </w:pPr>
       <w:r>
-        <w:t>Прекращались свадьбы и веселье, умолкала музыка. Беду замужней женщины переживали всем селом.</w:t>
+        <w:t>Прекращались свадьбы и веселье, умолкала музыка. То, что женщина дошла до фиолетового чепкена, считали бедой тяжёлой, как смерть.</w:t>
       </w:r>
     </w:p>
     <w:p>
@@ -54,7 +54,7 @@
         <w:spacing w:after="80"/>
       </w:pPr>
       <w:r>
-        <w:t>Её муж стыдился выйти из дома и показаться в чайной: односельчане отворачивались от него.</w:t>
+        <w:t>Её муж не мог выйти из дома и показаться в чайной: односельчане отворачивались от него.</w:t>
       </w:r>
     </w:p>
     <w:p>
@@ -67,11 +67,9 @@
         <w:rPr>
           <w:b/>
         </w:rPr>
-        <w:t>Мораль:</w:t>
+        <w:t>Мораль: Насилие над женщиной недопустимо. Когда общество считает защиту женщины долгом совести, угнетению не остаётся места.</w:t>
       </w:r>
-      <w:r>
-        <w:t xml:space="preserve"> Защищать человека от насилия — дело общей совести. Когда окружающие не остаются равнодушными, обидчику труднее действовать безнаказанно.</w:t>
-      </w:r>
+      <w:r/>
     </w:p>
     <w:p>
       <w:pPr>
@@ -82,7 +80,7 @@
           <w:i/>
           <w:sz w:val="18"/>
         </w:rPr>
-        <w:t>«История взята из открытых источников Интернета.»</w:t>
+        <w:t>Рассказы взяты из открытых интернет-источников, а иллюстрации созданы с помощью ИИ.</w:t>
       </w:r>
     </w:p>
     <w:sectPr>

--- a/ru/wisdom-stories/purple-jacket.docx
+++ b/ru/wisdom-stories/purple-jacket.docx
@@ -27,7 +27,7 @@
         <w:rPr>
           <w:lang/>
         </w:rPr>
-        <w:t>В одном предании о юрюкских поселениях рассказывается, что в приданое невесты клали фиолетовый чепкен — короткую традиционную куртку. Его хранили на самом дне сундука, желая девушке никогда не испытать нужды его надеть.</w:t>
+        <w:t>В одном предании о юрюкских поселениях рассказывается, что в приданое невесты клали фиолетовый чепкен — короткую традиционную куртку. Его хранили на самом дне сундука, желая девушке никогда не оказаться в положении, когда придётся его надеть.</w:t>
       </w:r>
     </w:p>
     <w:p>
@@ -146,7 +146,7 @@
           <w:bCs/>
           <w:lang/>
         </w:rPr>
-        <w:t>Мораль: Просить о помощи, столкнувшись с насилием, не стыдно. Стыдно причинять страдания и закрывать на них глаза. Солидарность начинается с готовности услышать женщину, защитить её безопасность и уважать её решения.</w:t>
+        <w:t xml:space="preserve">Мораль: Просить о помощи, столкнувшись с насилием, не стыдно. Стыдно причинять страдания и закрывать на них глаза. Солидарность начинается с готовности услышать женщину, обеспечить её безопасность и уважать её решения.</w:t>
       </w:r>
     </w:p>
     <w:p>
